--- a/FUND-TRAIL-ANALYSIS-TOOL-main/FUND-TRAIL-TOOL-UPDATION-main/generated_letters/TEST_FOLDER_CHECK/victim letter/victim_Letter_1111111111.docx
+++ b/FUND-TRAIL-ANALYSIS-TOOL-main/FUND-TRAIL-TOOL-UPDATION-main/generated_letters/TEST_FOLDER_CHECK/victim letter/victim_Letter_1111111111.docx
@@ -280,7 +280,7 @@
                 <w:sz w:val="24"/>
                 <w:szCs w:val="24"/>
               </w:rPr>
-              <w:t xml:space="preserve"> 28-01-2026</w:t>
+              <w:t xml:space="preserve"> 03-02-2026</w:t>
             </w:r>
           </w:p>
         </w:tc>
@@ -703,120 +703,10 @@
       </w:pPr>
       <w:r>
         <w:rPr>
-          <w:rFonts w:ascii="Bookman Old Style" w:eastAsia="Times New Roman" w:hAnsi="Bookman Old Style" w:cstheme="minorHAnsi"/>
-          <w:color w:val="000000"/>
-          <w:sz w:val="24"/>
-          <w:szCs w:val="24"/>
-        </w:rPr>
-        <w:t>I am the investigating officer</w:t>
-      </w:r>
-      <w:r>
-        <w:rPr>
-          <w:rFonts w:ascii="Bookman Old Style" w:eastAsia="Times New Roman" w:hAnsi="Bookman Old Style" w:cstheme="minorHAnsi"/>
-          <w:color w:val="000000"/>
-          <w:sz w:val="24"/>
-          <w:szCs w:val="24"/>
-        </w:rPr>
-        <w:t xml:space="preserve"> of</w:t>
-      </w:r>
-      <w:r>
-        <w:rPr>
-          <w:rFonts w:ascii="Bookman Old Style" w:eastAsia="Times New Roman" w:hAnsi="Bookman Old Style" w:cstheme="minorHAnsi"/>
-          <w:color w:val="000000"/>
-          <w:sz w:val="24"/>
-          <w:szCs w:val="24"/>
-        </w:rPr>
-        <w:t xml:space="preserve"> the </w:t>
-      </w:r>
-      <w:r>
-        <w:rPr>
-          <w:rFonts w:ascii="Bookman Old Style" w:eastAsia="Times New Roman" w:hAnsi="Bookman Old Style" w:cstheme="minorHAnsi"/>
-          <w:color w:val="000000"/>
-          <w:sz w:val="24"/>
-          <w:szCs w:val="24"/>
-        </w:rPr>
-        <w:t>case mentioned in the subject</w:t>
-      </w:r>
-      <w:r>
-        <w:rPr>
-          <w:rFonts w:ascii="Bookman Old Style" w:eastAsia="Times New Roman" w:hAnsi="Bookman Old Style" w:cstheme="minorHAnsi"/>
-          <w:color w:val="000000"/>
-          <w:sz w:val="24"/>
-          <w:szCs w:val="24"/>
-        </w:rPr>
-        <w:t xml:space="preserve">. In </w:t>
-      </w:r>
-      <w:r>
-        <w:rPr>
-          <w:rFonts w:ascii="Bookman Old Style" w:eastAsia="Times New Roman" w:hAnsi="Bookman Old Style" w:cstheme="minorHAnsi"/>
-          <w:color w:val="000000"/>
-          <w:sz w:val="24"/>
-          <w:szCs w:val="24"/>
-        </w:rPr>
-        <w:t>this case, the victim has l</w:t>
-      </w:r>
-      <w:r>
-        <w:rPr>
-          <w:rFonts w:ascii="Bookman Old Style" w:eastAsia="Times New Roman" w:hAnsi="Bookman Old Style" w:cstheme="minorHAnsi"/>
-          <w:color w:val="000000"/>
-          <w:sz w:val="24"/>
-          <w:szCs w:val="24"/>
-        </w:rPr>
-        <w:t xml:space="preserve">ost </w:t>
-      </w:r>
-      <w:r>
-        <w:rPr>
-          <w:rFonts w:ascii="Bookman Old Style" w:eastAsia="Times New Roman" w:hAnsi="Bookman Old Style" w:cstheme="minorHAnsi"/>
-          <w:color w:val="000000"/>
-          <w:sz w:val="24"/>
-          <w:szCs w:val="24"/>
-        </w:rPr>
-        <w:t>1,000.00</w:t>
-      </w:r>
-      <w:r>
-        <w:rPr>
-          <w:rFonts w:ascii="Bookman Old Style" w:eastAsia="Times New Roman" w:hAnsi="Bookman Old Style" w:cstheme="minorHAnsi"/>
-          <w:color w:val="000000"/>
-          <w:sz w:val="24"/>
-          <w:szCs w:val="24"/>
-        </w:rPr>
-        <w:t xml:space="preserve"> and transferred to suspect accounts</w:t>
-      </w:r>
-      <w:r>
-        <w:rPr>
-          <w:rFonts w:ascii="Bookman Old Style" w:eastAsia="Times New Roman" w:hAnsi="Bookman Old Style" w:cstheme="minorHAnsi"/>
-          <w:color w:val="000000"/>
-          <w:sz w:val="24"/>
-          <w:szCs w:val="24"/>
-        </w:rPr>
-        <w:t xml:space="preserve">. </w:t>
-      </w:r>
-      <w:r>
-        <w:rPr>
-          <w:rFonts w:ascii="Bookman Old Style" w:eastAsia="Times New Roman" w:hAnsi="Bookman Old Style" w:cstheme="minorHAnsi"/>
-          <w:color w:val="000000"/>
-          <w:sz w:val="24"/>
-          <w:szCs w:val="24"/>
-        </w:rPr>
-        <w:t xml:space="preserve">Request you to provide the required details </w:t>
-      </w:r>
-      <w:r>
-        <w:rPr>
-          <w:rFonts w:ascii="Bookman Old Style" w:eastAsia="Times New Roman" w:hAnsi="Bookman Old Style" w:cstheme="minorHAnsi"/>
-          <w:color w:val="000000"/>
-          <w:sz w:val="24"/>
-          <w:szCs w:val="24"/>
-        </w:rPr>
-        <w:t xml:space="preserve">related to the victim </w:t>
-      </w:r>
-      <w:r>
-        <w:rPr>
-          <w:rFonts w:ascii="Bookman Old Style" w:eastAsia="Times New Roman" w:hAnsi="Bookman Old Style" w:cstheme="minorHAnsi"/>
-          <w:color w:val="000000"/>
-          <w:sz w:val="24"/>
-          <w:szCs w:val="24"/>
-        </w:rPr>
-        <w:t xml:space="preserve">to proceed with the further investigation. </w:t>
+          <w:rFonts w:ascii="Bookman Old Style" w:hAnsi="Bookman Old Style"/>
+          <w:sz w:val="24"/>
+        </w:rPr>
+        <w:t>I am the investigating officer of the case mentioned in the subject. In this case, the victim has lost ₹0. Of the amount lost, partial amounts has been sent to the account mentioned below. Request you to provide the required details to proceed with the further investigation.</w:t>
       </w:r>
     </w:p>
     <w:p>
@@ -1135,64 +1025,6 @@
           </w:p>
         </w:tc>
       </w:tr>
-      <w:tr>
-        <w:tc>
-          <w:tcPr>
-            <w:tcW w:type="dxa" w:w="580"/>
-          </w:tcPr>
-          <w:p>
-            <w:r>
-              <w:t>1</w:t>
-            </w:r>
-          </w:p>
-        </w:tc>
-        <w:tc>
-          <w:tcPr>
-            <w:tcW w:type="dxa" w:w="1980"/>
-          </w:tcPr>
-          <w:p>
-            <w:r>
-              <w:t>1111111111</w:t>
-            </w:r>
-          </w:p>
-        </w:tc>
-        <w:tc>
-          <w:tcPr>
-            <w:tcW w:type="dxa" w:w="1559"/>
-          </w:tcPr>
-          <w:p>
-            <w:r>
-              <w:t>2025-01-01</w:t>
-            </w:r>
-          </w:p>
-        </w:tc>
-        <w:tc>
-          <w:tcPr>
-            <w:tcW w:type="dxa" w:w="1559"/>
-          </w:tcPr>
-          <w:p>
-            <w:r>
-              <w:t>1000.0</w:t>
-            </w:r>
-          </w:p>
-        </w:tc>
-        <w:tc>
-          <w:tcPr>
-            <w:tcW w:type="dxa" w:w="2176"/>
-          </w:tcPr>
-          <w:p>
-            <w:r/>
-          </w:p>
-        </w:tc>
-        <w:tc>
-          <w:tcPr>
-            <w:tcW w:type="dxa" w:w="1652"/>
-          </w:tcPr>
-          <w:p>
-            <w:r/>
-          </w:p>
-        </w:tc>
-      </w:tr>
     </w:tbl>
     <w:p>
       <w:pPr>
@@ -1321,7 +1153,7 @@
           <w:rFonts w:ascii="Bookman Old Style" w:hAnsi="Bookman Old Style" w:cs="Segoe UI"/>
           <w:color w:val="000000"/>
         </w:rPr>
-        <w:t>2025-01-01</w:t>
+        <w:t>03-02-2026</w:t>
       </w:r>
       <w:r>
         <w:rPr>
